--- a/profiles/Geofrey George/Indeed web developer.docx
+++ b/profiles/Geofrey George/Indeed web developer.docx
@@ -4,33 +4,68 @@
   <w:body>
     <w:p>
       <w:pPr>
-        <w:rPr>
-          <w:rFonts w:ascii="Times New Roman" w:hAnsi="Times New Roman" w:cs="Times New Roman"/>
-          <w:sz w:val="24"/>
-          <w:szCs w:val="24"/>
+        <w:pStyle w:val="Title"/>
+        <w:jc w:val="center"/>
+        <w:rPr>
+          <w:sz w:val="72"/>
+          <w:szCs w:val="72"/>
         </w:rPr>
       </w:pPr>
       <w:proofErr w:type="spellStart"/>
       <w:r>
         <w:rPr>
-          <w:rFonts w:ascii="Times New Roman" w:hAnsi="Times New Roman" w:cs="Times New Roman"/>
-          <w:sz w:val="24"/>
-          <w:szCs w:val="24"/>
+          <w:sz w:val="72"/>
+          <w:szCs w:val="72"/>
         </w:rPr>
         <w:t>Geofrey</w:t>
       </w:r>
       <w:proofErr w:type="spellEnd"/>
       <w:r>
         <w:rPr>
-          <w:rFonts w:ascii="Times New Roman" w:hAnsi="Times New Roman" w:cs="Times New Roman"/>
-          <w:sz w:val="24"/>
-          <w:szCs w:val="24"/>
+          <w:sz w:val="72"/>
+          <w:szCs w:val="72"/>
         </w:rPr>
         <w:t xml:space="preserve"> Joseph</w:t>
       </w:r>
     </w:p>
     <w:p>
       <w:pPr>
+        <w:pStyle w:val="ListParagraph"/>
+        <w:ind w:left="360"/>
+        <w:rPr>
+          <w:rFonts w:ascii="Times New Roman" w:hAnsi="Times New Roman" w:cs="Times New Roman"/>
+          <w:sz w:val="24"/>
+          <w:szCs w:val="24"/>
+        </w:rPr>
+      </w:pPr>
+    </w:p>
+    <w:p>
+      <w:pPr>
+        <w:pStyle w:val="ListParagraph"/>
+        <w:numPr>
+          <w:ilvl w:val="0"/>
+          <w:numId w:val="5"/>
+        </w:numPr>
+        <w:rPr>
+          <w:rFonts w:ascii="Times New Roman" w:hAnsi="Times New Roman" w:cs="Times New Roman"/>
+          <w:sz w:val="24"/>
+          <w:szCs w:val="24"/>
+        </w:rPr>
+      </w:pPr>
+      <w:r>
+        <w:rPr>
+          <w:rFonts w:ascii="Times New Roman" w:hAnsi="Times New Roman" w:cs="Times New Roman"/>
+          <w:b/>
+          <w:sz w:val="24"/>
+          <w:szCs w:val="24"/>
+        </w:rPr>
+        <w:t>Contact</w:t>
+      </w:r>
+    </w:p>
+    <w:p>
+      <w:pPr>
+        <w:pStyle w:val="ListParagraph"/>
+        <w:ind w:left="360"/>
         <w:rPr>
           <w:rFonts w:ascii="Times New Roman" w:hAnsi="Times New Roman" w:cs="Times New Roman"/>
           <w:sz w:val="24"/>
@@ -45,9 +80,18 @@
         </w:rPr>
         <w:t>Las Vegas</w:t>
       </w:r>
-    </w:p>
-    <w:p>
-      <w:pPr>
+      <w:r>
+        <w:rPr>
+          <w:rFonts w:ascii="Times New Roman" w:hAnsi="Times New Roman" w:cs="Times New Roman"/>
+          <w:sz w:val="24"/>
+          <w:szCs w:val="24"/>
+        </w:rPr>
+        <w:t>, United States</w:t>
+      </w:r>
+    </w:p>
+    <w:p>
+      <w:pPr>
+        <w:ind w:left="360"/>
         <w:rPr>
           <w:rFonts w:ascii="Times New Roman" w:hAnsi="Times New Roman" w:cs="Times New Roman"/>
           <w:sz w:val="24"/>
@@ -65,20 +109,13 @@
     </w:p>
     <w:p>
       <w:pPr>
-        <w:rPr>
-          <w:rFonts w:ascii="Times New Roman" w:hAnsi="Times New Roman" w:cs="Times New Roman"/>
-          <w:sz w:val="24"/>
-          <w:szCs w:val="24"/>
-        </w:rPr>
-      </w:pPr>
-      <w:r>
-        <w:rPr>
-          <w:rFonts w:ascii="Times New Roman" w:hAnsi="Times New Roman" w:cs="Times New Roman"/>
-          <w:sz w:val="24"/>
-          <w:szCs w:val="24"/>
-        </w:rPr>
-        <w:t xml:space="preserve"> </w:t>
-      </w:r>
+        <w:ind w:firstLine="360"/>
+        <w:rPr>
+          <w:rFonts w:ascii="Times New Roman" w:hAnsi="Times New Roman" w:cs="Times New Roman"/>
+          <w:sz w:val="24"/>
+          <w:szCs w:val="24"/>
+        </w:rPr>
+      </w:pPr>
       <w:hyperlink r:id="rId5" w:history="1">
         <w:r>
           <w:rPr>
@@ -93,6 +130,11 @@
     </w:p>
     <w:p>
       <w:pPr>
+        <w:pStyle w:val="ListParagraph"/>
+        <w:numPr>
+          <w:ilvl w:val="0"/>
+          <w:numId w:val="5"/>
+        </w:numPr>
         <w:rPr>
           <w:rFonts w:ascii="Times New Roman" w:hAnsi="Times New Roman" w:cs="Times New Roman"/>
           <w:b/>
@@ -129,6 +171,11 @@
     </w:p>
     <w:p>
       <w:pPr>
+        <w:pStyle w:val="ListParagraph"/>
+        <w:numPr>
+          <w:ilvl w:val="0"/>
+          <w:numId w:val="5"/>
+        </w:numPr>
         <w:rPr>
           <w:rFonts w:ascii="Times New Roman" w:hAnsi="Times New Roman" w:cs="Times New Roman"/>
           <w:b/>
@@ -182,6 +229,11 @@
     </w:p>
     <w:p>
       <w:pPr>
+        <w:pStyle w:val="ListParagraph"/>
+        <w:numPr>
+          <w:ilvl w:val="0"/>
+          <w:numId w:val="5"/>
+        </w:numPr>
         <w:rPr>
           <w:rFonts w:ascii="Times New Roman" w:hAnsi="Times New Roman" w:cs="Times New Roman"/>
           <w:b/>
@@ -201,6 +253,12 @@
     </w:p>
     <w:p>
       <w:pPr>
+        <w:pStyle w:val="ListParagraph"/>
+        <w:numPr>
+          <w:ilvl w:val="0"/>
+          <w:numId w:val="7"/>
+        </w:numPr>
+        <w:ind w:hanging="270"/>
         <w:rPr>
           <w:rFonts w:ascii="Times New Roman" w:hAnsi="Times New Roman" w:cs="Times New Roman"/>
           <w:sz w:val="24"/>
@@ -218,6 +276,7 @@
     </w:p>
     <w:p>
       <w:pPr>
+        <w:ind w:left="360"/>
         <w:rPr>
           <w:rFonts w:ascii="Times New Roman" w:hAnsi="Times New Roman" w:cs="Times New Roman"/>
           <w:sz w:val="24"/>
@@ -240,6 +299,7 @@
           <w:ilvl w:val="0"/>
           <w:numId w:val="1"/>
         </w:numPr>
+        <w:ind w:left="1140"/>
         <w:rPr>
           <w:rFonts w:ascii="Times New Roman" w:hAnsi="Times New Roman" w:cs="Times New Roman"/>
           <w:b/>
@@ -263,6 +323,7 @@
           <w:ilvl w:val="0"/>
           <w:numId w:val="1"/>
         </w:numPr>
+        <w:ind w:left="1140"/>
         <w:rPr>
           <w:rFonts w:ascii="Times New Roman" w:hAnsi="Times New Roman" w:cs="Times New Roman"/>
           <w:b/>
@@ -286,6 +347,7 @@
           <w:ilvl w:val="0"/>
           <w:numId w:val="1"/>
         </w:numPr>
+        <w:ind w:left="1140"/>
         <w:rPr>
           <w:rFonts w:ascii="Times New Roman" w:hAnsi="Times New Roman" w:cs="Times New Roman"/>
           <w:b/>
@@ -309,6 +371,7 @@
           <w:ilvl w:val="0"/>
           <w:numId w:val="1"/>
         </w:numPr>
+        <w:ind w:left="1140"/>
         <w:rPr>
           <w:rFonts w:ascii="Times New Roman" w:hAnsi="Times New Roman" w:cs="Times New Roman"/>
           <w:b/>
@@ -332,6 +395,7 @@
           <w:ilvl w:val="0"/>
           <w:numId w:val="1"/>
         </w:numPr>
+        <w:ind w:left="1140"/>
         <w:rPr>
           <w:rFonts w:ascii="Times New Roman" w:hAnsi="Times New Roman" w:cs="Times New Roman"/>
           <w:b/>
@@ -350,12 +414,20 @@
     </w:p>
     <w:p>
       <w:pPr>
-        <w:rPr>
-          <w:rFonts w:ascii="Times New Roman" w:hAnsi="Times New Roman" w:cs="Times New Roman"/>
-          <w:sz w:val="24"/>
-          <w:szCs w:val="24"/>
-        </w:rPr>
-      </w:pPr>
+        <w:pStyle w:val="ListParagraph"/>
+        <w:numPr>
+          <w:ilvl w:val="0"/>
+          <w:numId w:val="7"/>
+        </w:numPr>
+        <w:ind w:hanging="270"/>
+        <w:rPr>
+          <w:rFonts w:ascii="Times New Roman" w:hAnsi="Times New Roman" w:cs="Times New Roman"/>
+          <w:sz w:val="24"/>
+          <w:szCs w:val="24"/>
+        </w:rPr>
+      </w:pPr>
+      <w:bookmarkStart w:id="0" w:name="_GoBack"/>
+      <w:bookmarkEnd w:id="0"/>
       <w:r>
         <w:rPr>
           <w:rFonts w:ascii="Times New Roman" w:hAnsi="Times New Roman" w:cs="Times New Roman"/>
@@ -367,6 +439,7 @@
     </w:p>
     <w:p>
       <w:pPr>
+        <w:ind w:left="360"/>
         <w:rPr>
           <w:rFonts w:ascii="Times New Roman" w:hAnsi="Times New Roman" w:cs="Times New Roman"/>
           <w:sz w:val="24"/>
@@ -389,6 +462,7 @@
           <w:ilvl w:val="0"/>
           <w:numId w:val="2"/>
         </w:numPr>
+        <w:ind w:left="1080"/>
         <w:rPr>
           <w:rFonts w:ascii="Times New Roman" w:hAnsi="Times New Roman" w:cs="Times New Roman"/>
           <w:sz w:val="24"/>
@@ -411,6 +485,7 @@
           <w:ilvl w:val="0"/>
           <w:numId w:val="2"/>
         </w:numPr>
+        <w:ind w:left="1080"/>
         <w:rPr>
           <w:rFonts w:ascii="Times New Roman" w:hAnsi="Times New Roman" w:cs="Times New Roman"/>
           <w:sz w:val="24"/>
@@ -433,6 +508,7 @@
           <w:ilvl w:val="0"/>
           <w:numId w:val="2"/>
         </w:numPr>
+        <w:ind w:left="1080"/>
         <w:rPr>
           <w:rFonts w:ascii="Times New Roman" w:hAnsi="Times New Roman" w:cs="Times New Roman"/>
           <w:sz w:val="24"/>
@@ -460,6 +536,11 @@
     </w:p>
     <w:p>
       <w:pPr>
+        <w:pStyle w:val="ListParagraph"/>
+        <w:numPr>
+          <w:ilvl w:val="0"/>
+          <w:numId w:val="5"/>
+        </w:numPr>
         <w:rPr>
           <w:rFonts w:ascii="Times New Roman" w:hAnsi="Times New Roman" w:cs="Times New Roman"/>
           <w:b/>
@@ -712,6 +793,7 @@
           <w:sz w:val="24"/>
           <w:szCs w:val="24"/>
         </w:rPr>
+        <w:lastRenderedPageBreak/>
         <w:t>Web Hosting</w:t>
       </w:r>
     </w:p>
@@ -730,7 +812,6 @@
           <w:sz w:val="24"/>
           <w:szCs w:val="24"/>
         </w:rPr>
-        <w:lastRenderedPageBreak/>
         <w:t xml:space="preserve">AWS, Azure, </w:t>
       </w:r>
       <w:proofErr w:type="spellStart"/>
@@ -751,7 +832,6 @@
         </w:rPr>
         <w:t xml:space="preserve">, GCP, </w:t>
       </w:r>
-      <w:bookmarkStart w:id="0" w:name="_GoBack"/>
       <w:proofErr w:type="spellStart"/>
       <w:r>
         <w:rPr>
@@ -761,7 +841,6 @@
         </w:rPr>
         <w:t>DigitalOcean</w:t>
       </w:r>
-      <w:bookmarkEnd w:id="0"/>
       <w:proofErr w:type="spellEnd"/>
     </w:p>
     <w:p>
@@ -793,7 +872,6 @@
         <w:pStyle w:val="ListParagraph"/>
         <w:rPr>
           <w:rFonts w:ascii="Times New Roman" w:hAnsi="Times New Roman" w:cs="Times New Roman"/>
-          <w:b/>
           <w:sz w:val="24"/>
           <w:szCs w:val="24"/>
         </w:rPr>
@@ -863,16 +941,22 @@
     </w:p>
     <w:p>
       <w:pPr>
-        <w:rPr>
-          <w:rFonts w:ascii="Times New Roman" w:hAnsi="Times New Roman" w:cs="Times New Roman"/>
-          <w:b/>
-          <w:sz w:val="24"/>
-          <w:szCs w:val="24"/>
-        </w:rPr>
-      </w:pPr>
-    </w:p>
-    <w:p>
-      <w:pPr>
+        <w:pStyle w:val="ListParagraph"/>
+        <w:rPr>
+          <w:rFonts w:ascii="Times New Roman" w:hAnsi="Times New Roman" w:cs="Times New Roman"/>
+          <w:b/>
+          <w:sz w:val="24"/>
+          <w:szCs w:val="24"/>
+        </w:rPr>
+      </w:pPr>
+    </w:p>
+    <w:p>
+      <w:pPr>
+        <w:pStyle w:val="ListParagraph"/>
+        <w:numPr>
+          <w:ilvl w:val="0"/>
+          <w:numId w:val="5"/>
+        </w:numPr>
         <w:rPr>
           <w:rFonts w:ascii="Times New Roman" w:hAnsi="Times New Roman" w:cs="Times New Roman"/>
           <w:b/>
@@ -909,6 +993,11 @@
     </w:p>
     <w:p>
       <w:pPr>
+        <w:pStyle w:val="ListParagraph"/>
+        <w:numPr>
+          <w:ilvl w:val="0"/>
+          <w:numId w:val="5"/>
+        </w:numPr>
         <w:rPr>
           <w:rFonts w:ascii="Times New Roman" w:hAnsi="Times New Roman" w:cs="Times New Roman"/>
           <w:b/>
@@ -962,6 +1051,11 @@
     </w:p>
     <w:p>
       <w:pPr>
+        <w:pStyle w:val="ListParagraph"/>
+        <w:numPr>
+          <w:ilvl w:val="0"/>
+          <w:numId w:val="5"/>
+        </w:numPr>
         <w:rPr>
           <w:rFonts w:ascii="Times New Roman" w:hAnsi="Times New Roman" w:cs="Times New Roman"/>
           <w:b/>
@@ -1006,6 +1100,11 @@
     </w:p>
     <w:p>
       <w:pPr>
+        <w:pStyle w:val="ListParagraph"/>
+        <w:numPr>
+          <w:ilvl w:val="0"/>
+          <w:numId w:val="5"/>
+        </w:numPr>
         <w:rPr>
           <w:rFonts w:ascii="Times New Roman" w:hAnsi="Times New Roman" w:cs="Times New Roman"/>
           <w:b/>
@@ -1196,7 +1295,7 @@
     </w:p>
     <w:sectPr>
       <w:pgSz w:w="12240" w:h="15840"/>
-      <w:pgMar w:top="1440" w:right="1440" w:bottom="1440" w:left="1440" w:header="720" w:footer="720" w:gutter="0"/>
+      <w:pgMar w:top="1440" w:right="1080" w:bottom="1440" w:left="1080" w:header="720" w:footer="720" w:gutter="0"/>
       <w:cols w:space="720"/>
       <w:docGrid w:linePitch="360"/>
     </w:sectPr>
@@ -1207,6 +1306,118 @@
 <file path=word/numbering.xml><?xml version="1.0" encoding="utf-8"?>
 <w:numbering xmlns:wpc="http://schemas.microsoft.com/office/word/2010/wordprocessingCanvas" xmlns:cx="http://schemas.microsoft.com/office/drawing/2014/chartex" xmlns:cx1="http://schemas.microsoft.com/office/drawing/2015/9/8/chartex" xmlns:mc="http://schemas.openxmlformats.org/markup-compatibility/2006" xmlns:o="urn:schemas-microsoft-com:office:office" xmlns:r="http://schemas.openxmlformats.org/officeDocument/2006/relationships" xmlns:m="http://schemas.openxmlformats.org/officeDocument/2006/math" xmlns:v="urn:schemas-microsoft-com:vml" xmlns:wp14="http://schemas.microsoft.com/office/word/2010/wordprocessingDrawing" xmlns:wp="http://schemas.openxmlformats.org/drawingml/2006/wordprocessingDrawing" xmlns:w10="urn:schemas-microsoft-com:office:word" xmlns:w="http://schemas.openxmlformats.org/wordprocessingml/2006/main" xmlns:w14="http://schemas.microsoft.com/office/word/2010/wordml" xmlns:w15="http://schemas.microsoft.com/office/word/2012/wordml" xmlns:w16se="http://schemas.microsoft.com/office/word/2015/wordml/symex" xmlns:wpg="http://schemas.microsoft.com/office/word/2010/wordprocessingGroup" xmlns:wpi="http://schemas.microsoft.com/office/word/2010/wordprocessingInk" xmlns:wne="http://schemas.microsoft.com/office/word/2006/wordml" xmlns:wps="http://schemas.microsoft.com/office/word/2010/wordprocessingShape" mc:Ignorable="w14 w15 w16se wp14">
   <w:abstractNum w:abstractNumId="0" w15:restartNumberingAfterBreak="0">
+    <w:nsid w:val="1DF746B4"/>
+    <w:multiLevelType w:val="hybridMultilevel"/>
+    <w:tmpl w:val="1E7490EE"/>
+    <w:lvl w:ilvl="0" w:tplc="CA443058">
+      <w:numFmt w:val="bullet"/>
+      <w:lvlText w:val="-"/>
+      <w:lvlJc w:val="left"/>
+      <w:pPr>
+        <w:ind w:left="360" w:hanging="360"/>
+      </w:pPr>
+      <w:rPr>
+        <w:rFonts w:ascii="Times New Roman" w:eastAsiaTheme="minorHAnsi" w:hAnsi="Times New Roman" w:cs="Times New Roman" w:hint="default"/>
+      </w:rPr>
+    </w:lvl>
+    <w:lvl w:ilvl="1" w:tplc="04090003" w:tentative="1">
+      <w:start w:val="1"/>
+      <w:numFmt w:val="bullet"/>
+      <w:lvlText w:val="o"/>
+      <w:lvlJc w:val="left"/>
+      <w:pPr>
+        <w:ind w:left="1080" w:hanging="360"/>
+      </w:pPr>
+      <w:rPr>
+        <w:rFonts w:ascii="Courier New" w:hAnsi="Courier New" w:cs="Courier New" w:hint="default"/>
+      </w:rPr>
+    </w:lvl>
+    <w:lvl w:ilvl="2" w:tplc="04090005" w:tentative="1">
+      <w:start w:val="1"/>
+      <w:numFmt w:val="bullet"/>
+      <w:lvlText w:val=""/>
+      <w:lvlJc w:val="left"/>
+      <w:pPr>
+        <w:ind w:left="1800" w:hanging="360"/>
+      </w:pPr>
+      <w:rPr>
+        <w:rFonts w:ascii="Wingdings" w:hAnsi="Wingdings" w:hint="default"/>
+      </w:rPr>
+    </w:lvl>
+    <w:lvl w:ilvl="3" w:tplc="04090001" w:tentative="1">
+      <w:start w:val="1"/>
+      <w:numFmt w:val="bullet"/>
+      <w:lvlText w:val=""/>
+      <w:lvlJc w:val="left"/>
+      <w:pPr>
+        <w:ind w:left="2520" w:hanging="360"/>
+      </w:pPr>
+      <w:rPr>
+        <w:rFonts w:ascii="Symbol" w:hAnsi="Symbol" w:hint="default"/>
+      </w:rPr>
+    </w:lvl>
+    <w:lvl w:ilvl="4" w:tplc="04090003" w:tentative="1">
+      <w:start w:val="1"/>
+      <w:numFmt w:val="bullet"/>
+      <w:lvlText w:val="o"/>
+      <w:lvlJc w:val="left"/>
+      <w:pPr>
+        <w:ind w:left="3240" w:hanging="360"/>
+      </w:pPr>
+      <w:rPr>
+        <w:rFonts w:ascii="Courier New" w:hAnsi="Courier New" w:cs="Courier New" w:hint="default"/>
+      </w:rPr>
+    </w:lvl>
+    <w:lvl w:ilvl="5" w:tplc="04090005" w:tentative="1">
+      <w:start w:val="1"/>
+      <w:numFmt w:val="bullet"/>
+      <w:lvlText w:val=""/>
+      <w:lvlJc w:val="left"/>
+      <w:pPr>
+        <w:ind w:left="3960" w:hanging="360"/>
+      </w:pPr>
+      <w:rPr>
+        <w:rFonts w:ascii="Wingdings" w:hAnsi="Wingdings" w:hint="default"/>
+      </w:rPr>
+    </w:lvl>
+    <w:lvl w:ilvl="6" w:tplc="04090001" w:tentative="1">
+      <w:start w:val="1"/>
+      <w:numFmt w:val="bullet"/>
+      <w:lvlText w:val=""/>
+      <w:lvlJc w:val="left"/>
+      <w:pPr>
+        <w:ind w:left="4680" w:hanging="360"/>
+      </w:pPr>
+      <w:rPr>
+        <w:rFonts w:ascii="Symbol" w:hAnsi="Symbol" w:hint="default"/>
+      </w:rPr>
+    </w:lvl>
+    <w:lvl w:ilvl="7" w:tplc="04090003" w:tentative="1">
+      <w:start w:val="1"/>
+      <w:numFmt w:val="bullet"/>
+      <w:lvlText w:val="o"/>
+      <w:lvlJc w:val="left"/>
+      <w:pPr>
+        <w:ind w:left="5400" w:hanging="360"/>
+      </w:pPr>
+      <w:rPr>
+        <w:rFonts w:ascii="Courier New" w:hAnsi="Courier New" w:cs="Courier New" w:hint="default"/>
+      </w:rPr>
+    </w:lvl>
+    <w:lvl w:ilvl="8" w:tplc="04090005" w:tentative="1">
+      <w:start w:val="1"/>
+      <w:numFmt w:val="bullet"/>
+      <w:lvlText w:val=""/>
+      <w:lvlJc w:val="left"/>
+      <w:pPr>
+        <w:ind w:left="6120" w:hanging="360"/>
+      </w:pPr>
+      <w:rPr>
+        <w:rFonts w:ascii="Wingdings" w:hAnsi="Wingdings" w:hint="default"/>
+      </w:rPr>
+    </w:lvl>
+  </w:abstractNum>
+  <w:abstractNum w:abstractNumId="1" w15:restartNumberingAfterBreak="0">
     <w:nsid w:val="27A17B7C"/>
     <w:multiLevelType w:val="hybridMultilevel"/>
     <w:tmpl w:val="0DE8C912"/>
@@ -1319,7 +1530,7 @@
       </w:rPr>
     </w:lvl>
   </w:abstractNum>
-  <w:abstractNum w:abstractNumId="1" w15:restartNumberingAfterBreak="0">
+  <w:abstractNum w:abstractNumId="2" w15:restartNumberingAfterBreak="0">
     <w:nsid w:val="29A4376D"/>
     <w:multiLevelType w:val="hybridMultilevel"/>
     <w:tmpl w:val="30905402"/>
@@ -1432,7 +1643,120 @@
       </w:rPr>
     </w:lvl>
   </w:abstractNum>
-  <w:abstractNum w:abstractNumId="2" w15:restartNumberingAfterBreak="0">
+  <w:abstractNum w:abstractNumId="3" w15:restartNumberingAfterBreak="0">
+    <w:nsid w:val="63C96DBB"/>
+    <w:multiLevelType w:val="hybridMultilevel"/>
+    <w:tmpl w:val="4444325A"/>
+    <w:lvl w:ilvl="0" w:tplc="0409000B">
+      <w:start w:val="1"/>
+      <w:numFmt w:val="bullet"/>
+      <w:lvlText w:val=""/>
+      <w:lvlJc w:val="left"/>
+      <w:pPr>
+        <w:ind w:left="360" w:hanging="360"/>
+      </w:pPr>
+      <w:rPr>
+        <w:rFonts w:ascii="Wingdings" w:hAnsi="Wingdings" w:hint="default"/>
+      </w:rPr>
+    </w:lvl>
+    <w:lvl w:ilvl="1" w:tplc="04090003" w:tentative="1">
+      <w:start w:val="1"/>
+      <w:numFmt w:val="bullet"/>
+      <w:lvlText w:val="o"/>
+      <w:lvlJc w:val="left"/>
+      <w:pPr>
+        <w:ind w:left="1080" w:hanging="360"/>
+      </w:pPr>
+      <w:rPr>
+        <w:rFonts w:ascii="Courier New" w:hAnsi="Courier New" w:cs="Courier New" w:hint="default"/>
+      </w:rPr>
+    </w:lvl>
+    <w:lvl w:ilvl="2" w:tplc="04090005" w:tentative="1">
+      <w:start w:val="1"/>
+      <w:numFmt w:val="bullet"/>
+      <w:lvlText w:val=""/>
+      <w:lvlJc w:val="left"/>
+      <w:pPr>
+        <w:ind w:left="1800" w:hanging="360"/>
+      </w:pPr>
+      <w:rPr>
+        <w:rFonts w:ascii="Wingdings" w:hAnsi="Wingdings" w:hint="default"/>
+      </w:rPr>
+    </w:lvl>
+    <w:lvl w:ilvl="3" w:tplc="04090001" w:tentative="1">
+      <w:start w:val="1"/>
+      <w:numFmt w:val="bullet"/>
+      <w:lvlText w:val=""/>
+      <w:lvlJc w:val="left"/>
+      <w:pPr>
+        <w:ind w:left="2520" w:hanging="360"/>
+      </w:pPr>
+      <w:rPr>
+        <w:rFonts w:ascii="Symbol" w:hAnsi="Symbol" w:hint="default"/>
+      </w:rPr>
+    </w:lvl>
+    <w:lvl w:ilvl="4" w:tplc="04090003" w:tentative="1">
+      <w:start w:val="1"/>
+      <w:numFmt w:val="bullet"/>
+      <w:lvlText w:val="o"/>
+      <w:lvlJc w:val="left"/>
+      <w:pPr>
+        <w:ind w:left="3240" w:hanging="360"/>
+      </w:pPr>
+      <w:rPr>
+        <w:rFonts w:ascii="Courier New" w:hAnsi="Courier New" w:cs="Courier New" w:hint="default"/>
+      </w:rPr>
+    </w:lvl>
+    <w:lvl w:ilvl="5" w:tplc="04090005" w:tentative="1">
+      <w:start w:val="1"/>
+      <w:numFmt w:val="bullet"/>
+      <w:lvlText w:val=""/>
+      <w:lvlJc w:val="left"/>
+      <w:pPr>
+        <w:ind w:left="3960" w:hanging="360"/>
+      </w:pPr>
+      <w:rPr>
+        <w:rFonts w:ascii="Wingdings" w:hAnsi="Wingdings" w:hint="default"/>
+      </w:rPr>
+    </w:lvl>
+    <w:lvl w:ilvl="6" w:tplc="04090001" w:tentative="1">
+      <w:start w:val="1"/>
+      <w:numFmt w:val="bullet"/>
+      <w:lvlText w:val=""/>
+      <w:lvlJc w:val="left"/>
+      <w:pPr>
+        <w:ind w:left="4680" w:hanging="360"/>
+      </w:pPr>
+      <w:rPr>
+        <w:rFonts w:ascii="Symbol" w:hAnsi="Symbol" w:hint="default"/>
+      </w:rPr>
+    </w:lvl>
+    <w:lvl w:ilvl="7" w:tplc="04090003" w:tentative="1">
+      <w:start w:val="1"/>
+      <w:numFmt w:val="bullet"/>
+      <w:lvlText w:val="o"/>
+      <w:lvlJc w:val="left"/>
+      <w:pPr>
+        <w:ind w:left="5400" w:hanging="360"/>
+      </w:pPr>
+      <w:rPr>
+        <w:rFonts w:ascii="Courier New" w:hAnsi="Courier New" w:cs="Courier New" w:hint="default"/>
+      </w:rPr>
+    </w:lvl>
+    <w:lvl w:ilvl="8" w:tplc="04090005" w:tentative="1">
+      <w:start w:val="1"/>
+      <w:numFmt w:val="bullet"/>
+      <w:lvlText w:val=""/>
+      <w:lvlJc w:val="left"/>
+      <w:pPr>
+        <w:ind w:left="6120" w:hanging="360"/>
+      </w:pPr>
+      <w:rPr>
+        <w:rFonts w:ascii="Wingdings" w:hAnsi="Wingdings" w:hint="default"/>
+      </w:rPr>
+    </w:lvl>
+  </w:abstractNum>
+  <w:abstractNum w:abstractNumId="4" w15:restartNumberingAfterBreak="0">
     <w:nsid w:val="649A3E0A"/>
     <w:multiLevelType w:val="hybridMultilevel"/>
     <w:tmpl w:val="AF747570"/>
@@ -1545,7 +1869,7 @@
       </w:rPr>
     </w:lvl>
   </w:abstractNum>
-  <w:abstractNum w:abstractNumId="3" w15:restartNumberingAfterBreak="0">
+  <w:abstractNum w:abstractNumId="5" w15:restartNumberingAfterBreak="0">
     <w:nsid w:val="6EE7611F"/>
     <w:multiLevelType w:val="hybridMultilevel"/>
     <w:tmpl w:val="44BEBABA"/>
@@ -1658,17 +1982,138 @@
       </w:rPr>
     </w:lvl>
   </w:abstractNum>
+  <w:abstractNum w:abstractNumId="6" w15:restartNumberingAfterBreak="0">
+    <w:nsid w:val="77041D02"/>
+    <w:multiLevelType w:val="hybridMultilevel"/>
+    <w:tmpl w:val="12EAE0A2"/>
+    <w:lvl w:ilvl="0" w:tplc="CA443058">
+      <w:numFmt w:val="bullet"/>
+      <w:lvlText w:val="-"/>
+      <w:lvlJc w:val="left"/>
+      <w:pPr>
+        <w:ind w:left="360" w:hanging="360"/>
+      </w:pPr>
+      <w:rPr>
+        <w:rFonts w:ascii="Times New Roman" w:eastAsiaTheme="minorHAnsi" w:hAnsi="Times New Roman" w:cs="Times New Roman" w:hint="default"/>
+      </w:rPr>
+    </w:lvl>
+    <w:lvl w:ilvl="1" w:tplc="04090003" w:tentative="1">
+      <w:start w:val="1"/>
+      <w:numFmt w:val="bullet"/>
+      <w:lvlText w:val="o"/>
+      <w:lvlJc w:val="left"/>
+      <w:pPr>
+        <w:ind w:left="1080" w:hanging="360"/>
+      </w:pPr>
+      <w:rPr>
+        <w:rFonts w:ascii="Courier New" w:hAnsi="Courier New" w:cs="Courier New" w:hint="default"/>
+      </w:rPr>
+    </w:lvl>
+    <w:lvl w:ilvl="2" w:tplc="04090005" w:tentative="1">
+      <w:start w:val="1"/>
+      <w:numFmt w:val="bullet"/>
+      <w:lvlText w:val=""/>
+      <w:lvlJc w:val="left"/>
+      <w:pPr>
+        <w:ind w:left="1800" w:hanging="360"/>
+      </w:pPr>
+      <w:rPr>
+        <w:rFonts w:ascii="Wingdings" w:hAnsi="Wingdings" w:hint="default"/>
+      </w:rPr>
+    </w:lvl>
+    <w:lvl w:ilvl="3" w:tplc="04090001" w:tentative="1">
+      <w:start w:val="1"/>
+      <w:numFmt w:val="bullet"/>
+      <w:lvlText w:val=""/>
+      <w:lvlJc w:val="left"/>
+      <w:pPr>
+        <w:ind w:left="2520" w:hanging="360"/>
+      </w:pPr>
+      <w:rPr>
+        <w:rFonts w:ascii="Symbol" w:hAnsi="Symbol" w:hint="default"/>
+      </w:rPr>
+    </w:lvl>
+    <w:lvl w:ilvl="4" w:tplc="04090003" w:tentative="1">
+      <w:start w:val="1"/>
+      <w:numFmt w:val="bullet"/>
+      <w:lvlText w:val="o"/>
+      <w:lvlJc w:val="left"/>
+      <w:pPr>
+        <w:ind w:left="3240" w:hanging="360"/>
+      </w:pPr>
+      <w:rPr>
+        <w:rFonts w:ascii="Courier New" w:hAnsi="Courier New" w:cs="Courier New" w:hint="default"/>
+      </w:rPr>
+    </w:lvl>
+    <w:lvl w:ilvl="5" w:tplc="04090005" w:tentative="1">
+      <w:start w:val="1"/>
+      <w:numFmt w:val="bullet"/>
+      <w:lvlText w:val=""/>
+      <w:lvlJc w:val="left"/>
+      <w:pPr>
+        <w:ind w:left="3960" w:hanging="360"/>
+      </w:pPr>
+      <w:rPr>
+        <w:rFonts w:ascii="Wingdings" w:hAnsi="Wingdings" w:hint="default"/>
+      </w:rPr>
+    </w:lvl>
+    <w:lvl w:ilvl="6" w:tplc="04090001" w:tentative="1">
+      <w:start w:val="1"/>
+      <w:numFmt w:val="bullet"/>
+      <w:lvlText w:val=""/>
+      <w:lvlJc w:val="left"/>
+      <w:pPr>
+        <w:ind w:left="4680" w:hanging="360"/>
+      </w:pPr>
+      <w:rPr>
+        <w:rFonts w:ascii="Symbol" w:hAnsi="Symbol" w:hint="default"/>
+      </w:rPr>
+    </w:lvl>
+    <w:lvl w:ilvl="7" w:tplc="04090003" w:tentative="1">
+      <w:start w:val="1"/>
+      <w:numFmt w:val="bullet"/>
+      <w:lvlText w:val="o"/>
+      <w:lvlJc w:val="left"/>
+      <w:pPr>
+        <w:ind w:left="5400" w:hanging="360"/>
+      </w:pPr>
+      <w:rPr>
+        <w:rFonts w:ascii="Courier New" w:hAnsi="Courier New" w:cs="Courier New" w:hint="default"/>
+      </w:rPr>
+    </w:lvl>
+    <w:lvl w:ilvl="8" w:tplc="04090005" w:tentative="1">
+      <w:start w:val="1"/>
+      <w:numFmt w:val="bullet"/>
+      <w:lvlText w:val=""/>
+      <w:lvlJc w:val="left"/>
+      <w:pPr>
+        <w:ind w:left="6120" w:hanging="360"/>
+      </w:pPr>
+      <w:rPr>
+        <w:rFonts w:ascii="Wingdings" w:hAnsi="Wingdings" w:hint="default"/>
+      </w:rPr>
+    </w:lvl>
+  </w:abstractNum>
   <w:num w:numId="1">
+    <w:abstractNumId w:val="1"/>
+  </w:num>
+  <w:num w:numId="2">
+    <w:abstractNumId w:val="2"/>
+  </w:num>
+  <w:num w:numId="3">
+    <w:abstractNumId w:val="5"/>
+  </w:num>
+  <w:num w:numId="4">
+    <w:abstractNumId w:val="4"/>
+  </w:num>
+  <w:num w:numId="5">
+    <w:abstractNumId w:val="3"/>
+  </w:num>
+  <w:num w:numId="6">
     <w:abstractNumId w:val="0"/>
   </w:num>
-  <w:num w:numId="2">
-    <w:abstractNumId w:val="1"/>
-  </w:num>
-  <w:num w:numId="3">
-    <w:abstractNumId w:val="3"/>
-  </w:num>
-  <w:num w:numId="4">
-    <w:abstractNumId w:val="2"/>
+  <w:num w:numId="7">
+    <w:abstractNumId w:val="6"/>
   </w:num>
 </w:numbering>
 </file>
@@ -2116,6 +2561,40 @@
       <w:contextualSpacing/>
     </w:pPr>
   </w:style>
+  <w:style w:type="paragraph" w:styleId="Title">
+    <w:name w:val="Title"/>
+    <w:basedOn w:val="Normal"/>
+    <w:next w:val="Normal"/>
+    <w:link w:val="TitleChar"/>
+    <w:uiPriority w:val="10"/>
+    <w:qFormat/>
+    <w:rsid w:val="00A4005E"/>
+    <w:pPr>
+      <w:spacing w:after="0" w:line="240" w:lineRule="auto"/>
+      <w:contextualSpacing/>
+    </w:pPr>
+    <w:rPr>
+      <w:rFonts w:asciiTheme="majorHAnsi" w:eastAsiaTheme="majorEastAsia" w:hAnsiTheme="majorHAnsi" w:cstheme="majorBidi"/>
+      <w:spacing w:val="-10"/>
+      <w:kern w:val="28"/>
+      <w:sz w:val="56"/>
+      <w:szCs w:val="56"/>
+    </w:rPr>
+  </w:style>
+  <w:style w:type="character" w:customStyle="1" w:styleId="TitleChar">
+    <w:name w:val="Title Char"/>
+    <w:basedOn w:val="DefaultParagraphFont"/>
+    <w:link w:val="Title"/>
+    <w:uiPriority w:val="10"/>
+    <w:rsid w:val="00A4005E"/>
+    <w:rPr>
+      <w:rFonts w:asciiTheme="majorHAnsi" w:eastAsiaTheme="majorEastAsia" w:hAnsiTheme="majorHAnsi" w:cstheme="majorBidi"/>
+      <w:spacing w:val="-10"/>
+      <w:kern w:val="28"/>
+      <w:sz w:val="56"/>
+      <w:szCs w:val="56"/>
+    </w:rPr>
+  </w:style>
 </w:styles>
 </file>
 
